--- a/Knowledge/3-Work knowledge/1-Software Engineering/1-Fundamentals/5-My Source/7-Software/5-Software Development Life Cycle (SDLC)/1-Phases of SDLC/1-Coding Concepts/3-Library.docx
+++ b/Knowledge/3-Work knowledge/1-Software Engineering/1-Fundamentals/5-My Source/7-Software/5-Software Development Life Cycle (SDLC)/1-Phases of SDLC/1-Coding Concepts/3-Library.docx
@@ -42,7 +42,27 @@
           <w:sz w:val="18"/>
           <w:highlight w:val="lightGray"/>
         </w:rPr>
-        <w:t xml:space="preserve">: Persons Table -&gt; ID Column: 1, Name_En Column: Motasem Essam] -&gt; </w:t>
+        <w:t xml:space="preserve">: Persons Table -&gt; ID Column: 1, </w:t>
+      </w:r>
+      <w:proofErr w:type="spellStart"/>
+      <w:r>
+        <w:rPr>
+          <w:rFonts w:ascii="Arial" w:hAnsi="Arial"/>
+          <w:color w:val="000000"/>
+          <w:sz w:val="18"/>
+          <w:highlight w:val="lightGray"/>
+        </w:rPr>
+        <w:t>Name_En</w:t>
+      </w:r>
+      <w:proofErr w:type="spellEnd"/>
+      <w:r>
+        <w:rPr>
+          <w:rFonts w:ascii="Arial" w:hAnsi="Arial"/>
+          <w:color w:val="000000"/>
+          <w:sz w:val="18"/>
+          <w:highlight w:val="lightGray"/>
+        </w:rPr>
+        <w:t xml:space="preserve"> Column: Motasem Essam] -&gt; </w:t>
       </w:r>
       <w:r>
         <w:rPr>
@@ -98,16 +118,34 @@
           <w:sz w:val="18"/>
           <w:highlight w:val="lightGray"/>
         </w:rPr>
-        <w:t xml:space="preserve"> [6/</w:t>
-      </w:r>
-      <w:r>
-        <w:rPr>
-          <w:rFonts w:ascii="Arial" w:hAnsi="Arial"/>
-          <w:color w:val="000000"/>
-          <w:sz w:val="18"/>
-          <w:highlight w:val="lightGray"/>
-        </w:rPr>
-        <w:t>7</w:t>
+        <w:t xml:space="preserve"> [</w:t>
+      </w:r>
+      <w:r>
+        <w:rPr>
+          <w:rFonts w:ascii="Arial" w:hAnsi="Arial"/>
+          <w:color w:val="000000"/>
+          <w:sz w:val="18"/>
+          <w:highlight w:val="lightGray"/>
+        </w:rPr>
+        <w:t>1</w:t>
+      </w:r>
+      <w:r>
+        <w:rPr>
+          <w:rFonts w:ascii="Arial" w:hAnsi="Arial"/>
+          <w:color w:val="000000"/>
+          <w:sz w:val="18"/>
+          <w:highlight w:val="lightGray"/>
+        </w:rPr>
+        <w:t>/</w:t>
+      </w:r>
+      <w:r>
+        <w:rPr>
+          <w:rFonts w:ascii="Arial" w:hAnsi="Arial"/>
+          <w:color w:val="000000"/>
+          <w:sz w:val="18"/>
+          <w:highlight w:val="lightGray"/>
+        </w:rPr>
+        <w:t>23</w:t>
       </w:r>
       <w:r>
         <w:rPr>
@@ -184,7 +222,7 @@
           <w:rFonts w:ascii="Roboto Mono" w:hAnsi="Roboto Mono"/>
         </w:rPr>
         <w:pict w14:anchorId="64B1E486">
-          <v:rect id="_x0000_i1187" style="width:0;height:1.5pt" o:hralign="center" o:hrstd="t" o:hr="t" fillcolor="#a0a0a0" stroked="f"/>
+          <v:rect id="_x0000_i1025" style="width:0;height:1.5pt" o:hralign="center" o:hrstd="t" o:hr="t" fillcolor="#a0a0a0" stroked="f"/>
         </w:pict>
       </w:r>
     </w:p>
@@ -227,7 +265,27 @@
           <w:sz w:val="18"/>
           <w:highlight w:val="lightGray"/>
         </w:rPr>
-        <w:t xml:space="preserve">: Persons Table -&gt; ID Column: 1, Name_En Column: Motasem Essam] -&gt; </w:t>
+        <w:t xml:space="preserve">: Persons Table -&gt; ID Column: 1, </w:t>
+      </w:r>
+      <w:proofErr w:type="spellStart"/>
+      <w:r>
+        <w:rPr>
+          <w:rFonts w:ascii="Arial" w:hAnsi="Arial"/>
+          <w:color w:val="000000"/>
+          <w:sz w:val="18"/>
+          <w:highlight w:val="lightGray"/>
+        </w:rPr>
+        <w:t>Name_En</w:t>
+      </w:r>
+      <w:proofErr w:type="spellEnd"/>
+      <w:r>
+        <w:rPr>
+          <w:rFonts w:ascii="Arial" w:hAnsi="Arial"/>
+          <w:color w:val="000000"/>
+          <w:sz w:val="18"/>
+          <w:highlight w:val="lightGray"/>
+        </w:rPr>
+        <w:t xml:space="preserve"> Column: Motasem Essam] -&gt; </w:t>
       </w:r>
       <w:r>
         <w:rPr>
@@ -283,16 +341,34 @@
           <w:sz w:val="18"/>
           <w:highlight w:val="lightGray"/>
         </w:rPr>
-        <w:t xml:space="preserve"> [6/</w:t>
-      </w:r>
-      <w:r>
-        <w:rPr>
-          <w:rFonts w:ascii="Arial" w:hAnsi="Arial"/>
-          <w:color w:val="000000"/>
-          <w:sz w:val="18"/>
-          <w:highlight w:val="lightGray"/>
-        </w:rPr>
-        <w:t>7</w:t>
+        <w:t xml:space="preserve"> [</w:t>
+      </w:r>
+      <w:r>
+        <w:rPr>
+          <w:rFonts w:ascii="Arial" w:hAnsi="Arial"/>
+          <w:color w:val="000000"/>
+          <w:sz w:val="18"/>
+          <w:highlight w:val="lightGray"/>
+        </w:rPr>
+        <w:t>1</w:t>
+      </w:r>
+      <w:r>
+        <w:rPr>
+          <w:rFonts w:ascii="Arial" w:hAnsi="Arial"/>
+          <w:color w:val="000000"/>
+          <w:sz w:val="18"/>
+          <w:highlight w:val="lightGray"/>
+        </w:rPr>
+        <w:t>/</w:t>
+      </w:r>
+      <w:r>
+        <w:rPr>
+          <w:rFonts w:ascii="Arial" w:hAnsi="Arial"/>
+          <w:color w:val="000000"/>
+          <w:sz w:val="18"/>
+          <w:highlight w:val="lightGray"/>
+        </w:rPr>
+        <w:t>23</w:t>
       </w:r>
       <w:r>
         <w:rPr>
@@ -396,7 +472,7 @@
           <w:rFonts w:ascii="Roboto Mono" w:hAnsi="Roboto Mono"/>
         </w:rPr>
         <w:pict w14:anchorId="1798DC72">
-          <v:rect id="_x0000_i1188" style="width:0;height:1.5pt" o:hralign="center" o:hrstd="t" o:hr="t" fillcolor="#a0a0a0" stroked="f"/>
+          <v:rect id="_x0000_i1026" style="width:0;height:1.5pt" o:hralign="center" o:hrstd="t" o:hr="t" fillcolor="#a0a0a0" stroked="f"/>
         </w:pict>
       </w:r>
     </w:p>
@@ -432,7 +508,27 @@
           <w:sz w:val="18"/>
           <w:highlight w:val="lightGray"/>
         </w:rPr>
-        <w:t xml:space="preserve">: Persons Table -&gt; ID Column: 1, Name_En Column: Motasem Essam] -&gt; </w:t>
+        <w:t xml:space="preserve">: Persons Table -&gt; ID Column: 1, </w:t>
+      </w:r>
+      <w:proofErr w:type="spellStart"/>
+      <w:r>
+        <w:rPr>
+          <w:rFonts w:ascii="Arial" w:hAnsi="Arial"/>
+          <w:color w:val="000000"/>
+          <w:sz w:val="18"/>
+          <w:highlight w:val="lightGray"/>
+        </w:rPr>
+        <w:t>Name_En</w:t>
+      </w:r>
+      <w:proofErr w:type="spellEnd"/>
+      <w:r>
+        <w:rPr>
+          <w:rFonts w:ascii="Arial" w:hAnsi="Arial"/>
+          <w:color w:val="000000"/>
+          <w:sz w:val="18"/>
+          <w:highlight w:val="lightGray"/>
+        </w:rPr>
+        <w:t xml:space="preserve"> Column: Motasem Essam] -&gt; </w:t>
       </w:r>
       <w:r>
         <w:rPr>
@@ -488,16 +584,34 @@
           <w:sz w:val="18"/>
           <w:highlight w:val="lightGray"/>
         </w:rPr>
-        <w:t xml:space="preserve"> [6/</w:t>
-      </w:r>
-      <w:r>
-        <w:rPr>
-          <w:rFonts w:ascii="Arial" w:hAnsi="Arial"/>
-          <w:color w:val="000000"/>
-          <w:sz w:val="18"/>
-          <w:highlight w:val="lightGray"/>
-        </w:rPr>
-        <w:t>7</w:t>
+        <w:t xml:space="preserve"> [</w:t>
+      </w:r>
+      <w:r>
+        <w:rPr>
+          <w:rFonts w:ascii="Arial" w:hAnsi="Arial"/>
+          <w:color w:val="000000"/>
+          <w:sz w:val="18"/>
+          <w:highlight w:val="lightGray"/>
+        </w:rPr>
+        <w:t>1</w:t>
+      </w:r>
+      <w:r>
+        <w:rPr>
+          <w:rFonts w:ascii="Arial" w:hAnsi="Arial"/>
+          <w:color w:val="000000"/>
+          <w:sz w:val="18"/>
+          <w:highlight w:val="lightGray"/>
+        </w:rPr>
+        <w:t>/</w:t>
+      </w:r>
+      <w:r>
+        <w:rPr>
+          <w:rFonts w:ascii="Arial" w:hAnsi="Arial"/>
+          <w:color w:val="000000"/>
+          <w:sz w:val="18"/>
+          <w:highlight w:val="lightGray"/>
+        </w:rPr>
+        <w:t>23</w:t>
       </w:r>
       <w:r>
         <w:rPr>
@@ -640,7 +754,7 @@
           <w:rFonts w:ascii="Roboto Mono" w:hAnsi="Roboto Mono"/>
         </w:rPr>
         <w:pict w14:anchorId="5E4DCD3D">
-          <v:rect id="_x0000_i1189" style="width:0;height:1.5pt" o:hralign="center" o:hrstd="t" o:hr="t" fillcolor="#a0a0a0" stroked="f"/>
+          <v:rect id="_x0000_i1027" style="width:0;height:1.5pt" o:hralign="center" o:hrstd="t" o:hr="t" fillcolor="#a0a0a0" stroked="f"/>
         </w:pict>
       </w:r>
     </w:p>
@@ -774,7 +888,7 @@
           <w:rFonts w:ascii="Roboto Mono" w:hAnsi="Roboto Mono"/>
         </w:rPr>
         <w:pict w14:anchorId="69C79678">
-          <v:rect id="_x0000_i1190" style="width:0;height:1.5pt" o:hralign="center" o:hrstd="t" o:hr="t" fillcolor="#a0a0a0" stroked="f"/>
+          <v:rect id="_x0000_i1028" style="width:0;height:1.5pt" o:hralign="center" o:hrstd="t" o:hr="t" fillcolor="#a0a0a0" stroked="f"/>
         </w:pict>
       </w:r>
     </w:p>
@@ -817,7 +931,27 @@
           <w:sz w:val="18"/>
           <w:highlight w:val="lightGray"/>
         </w:rPr>
-        <w:t xml:space="preserve">: Persons Table -&gt; ID Column: 1, Name_En Column: Motasem Essam] -&gt; </w:t>
+        <w:t xml:space="preserve">: Persons Table -&gt; ID Column: 1, </w:t>
+      </w:r>
+      <w:proofErr w:type="spellStart"/>
+      <w:r>
+        <w:rPr>
+          <w:rFonts w:ascii="Arial" w:hAnsi="Arial"/>
+          <w:color w:val="000000"/>
+          <w:sz w:val="18"/>
+          <w:highlight w:val="lightGray"/>
+        </w:rPr>
+        <w:t>Name_En</w:t>
+      </w:r>
+      <w:proofErr w:type="spellEnd"/>
+      <w:r>
+        <w:rPr>
+          <w:rFonts w:ascii="Arial" w:hAnsi="Arial"/>
+          <w:color w:val="000000"/>
+          <w:sz w:val="18"/>
+          <w:highlight w:val="lightGray"/>
+        </w:rPr>
+        <w:t xml:space="preserve"> Column: Motasem Essam] -&gt; </w:t>
       </w:r>
       <w:r>
         <w:rPr>
@@ -873,16 +1007,34 @@
           <w:sz w:val="18"/>
           <w:highlight w:val="lightGray"/>
         </w:rPr>
-        <w:t xml:space="preserve"> [6/</w:t>
-      </w:r>
-      <w:r>
-        <w:rPr>
-          <w:rFonts w:ascii="Arial" w:hAnsi="Arial"/>
-          <w:color w:val="000000"/>
-          <w:sz w:val="18"/>
-          <w:highlight w:val="lightGray"/>
-        </w:rPr>
-        <w:t>7</w:t>
+        <w:t xml:space="preserve"> [</w:t>
+      </w:r>
+      <w:r>
+        <w:rPr>
+          <w:rFonts w:ascii="Arial" w:hAnsi="Arial"/>
+          <w:color w:val="000000"/>
+          <w:sz w:val="18"/>
+          <w:highlight w:val="lightGray"/>
+        </w:rPr>
+        <w:t>1</w:t>
+      </w:r>
+      <w:r>
+        <w:rPr>
+          <w:rFonts w:ascii="Arial" w:hAnsi="Arial"/>
+          <w:color w:val="000000"/>
+          <w:sz w:val="18"/>
+          <w:highlight w:val="lightGray"/>
+        </w:rPr>
+        <w:t>/</w:t>
+      </w:r>
+      <w:r>
+        <w:rPr>
+          <w:rFonts w:ascii="Arial" w:hAnsi="Arial"/>
+          <w:color w:val="000000"/>
+          <w:sz w:val="18"/>
+          <w:highlight w:val="lightGray"/>
+        </w:rPr>
+        <w:t>23</w:t>
       </w:r>
       <w:r>
         <w:rPr>
@@ -1061,7 +1213,7 @@
         </w:rPr>
         <w:lastRenderedPageBreak/>
         <w:pict w14:anchorId="28E4565B">
-          <v:rect id="_x0000_i1191" style="width:0;height:1.5pt" o:hralign="center" o:hrstd="t" o:hr="t" fillcolor="#a0a0a0" stroked="f"/>
+          <v:rect id="_x0000_i1029" style="width:0;height:1.5pt" o:hralign="center" o:hrstd="t" o:hr="t" fillcolor="#a0a0a0" stroked="f"/>
         </w:pict>
       </w:r>
     </w:p>
@@ -1097,7 +1249,27 @@
           <w:sz w:val="18"/>
           <w:highlight w:val="lightGray"/>
         </w:rPr>
-        <w:t xml:space="preserve">: Persons Table -&gt; ID Column: 1, Name_En Column: Motasem Essam] -&gt; </w:t>
+        <w:t xml:space="preserve">: Persons Table -&gt; ID Column: 1, </w:t>
+      </w:r>
+      <w:proofErr w:type="spellStart"/>
+      <w:r>
+        <w:rPr>
+          <w:rFonts w:ascii="Arial" w:hAnsi="Arial"/>
+          <w:color w:val="000000"/>
+          <w:sz w:val="18"/>
+          <w:highlight w:val="lightGray"/>
+        </w:rPr>
+        <w:t>Name_En</w:t>
+      </w:r>
+      <w:proofErr w:type="spellEnd"/>
+      <w:r>
+        <w:rPr>
+          <w:rFonts w:ascii="Arial" w:hAnsi="Arial"/>
+          <w:color w:val="000000"/>
+          <w:sz w:val="18"/>
+          <w:highlight w:val="lightGray"/>
+        </w:rPr>
+        <w:t xml:space="preserve"> Column: Motasem Essam] -&gt; </w:t>
       </w:r>
       <w:r>
         <w:rPr>
@@ -1153,16 +1325,34 @@
           <w:sz w:val="18"/>
           <w:highlight w:val="lightGray"/>
         </w:rPr>
-        <w:t xml:space="preserve"> [6/</w:t>
-      </w:r>
-      <w:r>
-        <w:rPr>
-          <w:rFonts w:ascii="Arial" w:hAnsi="Arial"/>
-          <w:color w:val="000000"/>
-          <w:sz w:val="18"/>
-          <w:highlight w:val="lightGray"/>
-        </w:rPr>
-        <w:t>7</w:t>
+        <w:t xml:space="preserve"> [</w:t>
+      </w:r>
+      <w:r>
+        <w:rPr>
+          <w:rFonts w:ascii="Arial" w:hAnsi="Arial"/>
+          <w:color w:val="000000"/>
+          <w:sz w:val="18"/>
+          <w:highlight w:val="lightGray"/>
+        </w:rPr>
+        <w:t>1</w:t>
+      </w:r>
+      <w:r>
+        <w:rPr>
+          <w:rFonts w:ascii="Arial" w:hAnsi="Arial"/>
+          <w:color w:val="000000"/>
+          <w:sz w:val="18"/>
+          <w:highlight w:val="lightGray"/>
+        </w:rPr>
+        <w:t>/</w:t>
+      </w:r>
+      <w:r>
+        <w:rPr>
+          <w:rFonts w:ascii="Arial" w:hAnsi="Arial"/>
+          <w:color w:val="000000"/>
+          <w:sz w:val="18"/>
+          <w:highlight w:val="lightGray"/>
+        </w:rPr>
+        <w:t>23</w:t>
       </w:r>
       <w:r>
         <w:rPr>
@@ -1263,8 +1453,16 @@
         <w:rPr>
           <w:rFonts w:ascii="Roboto Mono" w:hAnsi="Roboto Mono"/>
         </w:rPr>
-        <w:t>&lt;?php</w:t>
-      </w:r>
+        <w:t>&lt;?</w:t>
+      </w:r>
+      <w:proofErr w:type="spellStart"/>
+      <w:r>
+        <w:rPr>
+          <w:rFonts w:ascii="Roboto Mono" w:hAnsi="Roboto Mono"/>
+        </w:rPr>
+        <w:t>php</w:t>
+      </w:r>
+      <w:proofErr w:type="spellEnd"/>
       <w:r>
         <w:rPr>
           <w:rFonts w:ascii="Roboto Mono" w:hAnsi="Roboto Mono"/>
@@ -1310,7 +1508,21 @@
           <w:rFonts w:ascii="Roboto Mono" w:hAnsi="Roboto Mono"/>
         </w:rPr>
         <w:br/>
-        <w:t>echo json_encode($data);</w:t>
+        <w:t xml:space="preserve">echo </w:t>
+      </w:r>
+      <w:proofErr w:type="spellStart"/>
+      <w:r>
+        <w:rPr>
+          <w:rFonts w:ascii="Roboto Mono" w:hAnsi="Roboto Mono"/>
+        </w:rPr>
+        <w:t>json_encode</w:t>
+      </w:r>
+      <w:proofErr w:type="spellEnd"/>
+      <w:r>
+        <w:rPr>
+          <w:rFonts w:ascii="Roboto Mono" w:hAnsi="Roboto Mono"/>
+        </w:rPr>
+        <w:t>($data);</w:t>
       </w:r>
       <w:r>
         <w:rPr>
@@ -1422,7 +1634,21 @@
         <w:rPr>
           <w:rFonts w:ascii="Roboto Mono" w:hAnsi="Roboto Mono"/>
         </w:rPr>
-        <w:t>Here, json_encode() is a library function.</w:t>
+        <w:t xml:space="preserve">Here, </w:t>
+      </w:r>
+      <w:proofErr w:type="spellStart"/>
+      <w:r>
+        <w:rPr>
+          <w:rFonts w:ascii="Roboto Mono" w:hAnsi="Roboto Mono"/>
+        </w:rPr>
+        <w:t>json_encode</w:t>
+      </w:r>
+      <w:proofErr w:type="spellEnd"/>
+      <w:r>
+        <w:rPr>
+          <w:rFonts w:ascii="Roboto Mono" w:hAnsi="Roboto Mono"/>
+        </w:rPr>
+        <w:t>() is a library function.</w:t>
       </w:r>
     </w:p>
     <w:p>
@@ -1436,7 +1662,7 @@
           <w:rFonts w:ascii="Roboto Mono" w:hAnsi="Roboto Mono"/>
         </w:rPr>
         <w:pict w14:anchorId="5AD1B5F3">
-          <v:rect id="_x0000_i1192" style="width:0;height:1.5pt" o:hralign="center" o:hrstd="t" o:hr="t" fillcolor="#a0a0a0" stroked="f"/>
+          <v:rect id="_x0000_i1030" style="width:0;height:1.5pt" o:hralign="center" o:hrstd="t" o:hr="t" fillcolor="#a0a0a0" stroked="f"/>
         </w:pict>
       </w:r>
     </w:p>
@@ -1473,7 +1699,27 @@
           <w:sz w:val="18"/>
           <w:highlight w:val="lightGray"/>
         </w:rPr>
-        <w:t xml:space="preserve">: Persons Table -&gt; ID Column: 1, Name_En Column: Motasem Essam] -&gt; </w:t>
+        <w:t xml:space="preserve">: Persons Table -&gt; ID Column: 1, </w:t>
+      </w:r>
+      <w:proofErr w:type="spellStart"/>
+      <w:r>
+        <w:rPr>
+          <w:rFonts w:ascii="Arial" w:hAnsi="Arial"/>
+          <w:color w:val="000000"/>
+          <w:sz w:val="18"/>
+          <w:highlight w:val="lightGray"/>
+        </w:rPr>
+        <w:t>Name_En</w:t>
+      </w:r>
+      <w:proofErr w:type="spellEnd"/>
+      <w:r>
+        <w:rPr>
+          <w:rFonts w:ascii="Arial" w:hAnsi="Arial"/>
+          <w:color w:val="000000"/>
+          <w:sz w:val="18"/>
+          <w:highlight w:val="lightGray"/>
+        </w:rPr>
+        <w:t xml:space="preserve"> Column: Motasem Essam] -&gt; </w:t>
       </w:r>
       <w:r>
         <w:rPr>
@@ -1529,16 +1775,34 @@
           <w:sz w:val="18"/>
           <w:highlight w:val="lightGray"/>
         </w:rPr>
-        <w:t xml:space="preserve"> [6/</w:t>
-      </w:r>
-      <w:r>
-        <w:rPr>
-          <w:rFonts w:ascii="Arial" w:hAnsi="Arial"/>
-          <w:color w:val="000000"/>
-          <w:sz w:val="18"/>
-          <w:highlight w:val="lightGray"/>
-        </w:rPr>
-        <w:t>7</w:t>
+        <w:t xml:space="preserve"> [</w:t>
+      </w:r>
+      <w:r>
+        <w:rPr>
+          <w:rFonts w:ascii="Arial" w:hAnsi="Arial"/>
+          <w:color w:val="000000"/>
+          <w:sz w:val="18"/>
+          <w:highlight w:val="lightGray"/>
+        </w:rPr>
+        <w:t>1</w:t>
+      </w:r>
+      <w:r>
+        <w:rPr>
+          <w:rFonts w:ascii="Arial" w:hAnsi="Arial"/>
+          <w:color w:val="000000"/>
+          <w:sz w:val="18"/>
+          <w:highlight w:val="lightGray"/>
+        </w:rPr>
+        <w:t>/</w:t>
+      </w:r>
+      <w:r>
+        <w:rPr>
+          <w:rFonts w:ascii="Arial" w:hAnsi="Arial"/>
+          <w:color w:val="000000"/>
+          <w:sz w:val="18"/>
+          <w:highlight w:val="lightGray"/>
+        </w:rPr>
+        <w:t>23</w:t>
       </w:r>
       <w:r>
         <w:rPr>
@@ -1682,7 +1946,7 @@
           <w:rFonts w:ascii="Roboto Mono" w:hAnsi="Roboto Mono"/>
         </w:rPr>
         <w:pict w14:anchorId="3A3E23C3">
-          <v:rect id="_x0000_i1193" style="width:0;height:1.5pt" o:hralign="center" o:hrstd="t" o:hr="t" fillcolor="#a0a0a0" stroked="f"/>
+          <v:rect id="_x0000_i1031" style="width:0;height:1.5pt" o:hralign="center" o:hrstd="t" o:hr="t" fillcolor="#a0a0a0" stroked="f"/>
         </w:pict>
       </w:r>
     </w:p>
@@ -1735,7 +1999,27 @@
           <w:sz w:val="18"/>
           <w:highlight w:val="lightGray"/>
         </w:rPr>
-        <w:t xml:space="preserve">: Persons Table -&gt; ID Column: 1, Name_En Column: Motasem Essam] -&gt; </w:t>
+        <w:t xml:space="preserve">: Persons Table -&gt; ID Column: 1, </w:t>
+      </w:r>
+      <w:proofErr w:type="spellStart"/>
+      <w:r>
+        <w:rPr>
+          <w:rFonts w:ascii="Arial" w:hAnsi="Arial"/>
+          <w:color w:val="000000"/>
+          <w:sz w:val="18"/>
+          <w:highlight w:val="lightGray"/>
+        </w:rPr>
+        <w:t>Name_En</w:t>
+      </w:r>
+      <w:proofErr w:type="spellEnd"/>
+      <w:r>
+        <w:rPr>
+          <w:rFonts w:ascii="Arial" w:hAnsi="Arial"/>
+          <w:color w:val="000000"/>
+          <w:sz w:val="18"/>
+          <w:highlight w:val="lightGray"/>
+        </w:rPr>
+        <w:t xml:space="preserve"> Column: Motasem Essam] -&gt; </w:t>
       </w:r>
       <w:r>
         <w:rPr>
@@ -1791,16 +2075,34 @@
           <w:sz w:val="18"/>
           <w:highlight w:val="lightGray"/>
         </w:rPr>
-        <w:t xml:space="preserve"> [6/</w:t>
-      </w:r>
-      <w:r>
-        <w:rPr>
-          <w:rFonts w:ascii="Arial" w:hAnsi="Arial"/>
-          <w:color w:val="000000"/>
-          <w:sz w:val="18"/>
-          <w:highlight w:val="lightGray"/>
-        </w:rPr>
-        <w:t>7</w:t>
+        <w:t xml:space="preserve"> [</w:t>
+      </w:r>
+      <w:r>
+        <w:rPr>
+          <w:rFonts w:ascii="Arial" w:hAnsi="Arial"/>
+          <w:color w:val="000000"/>
+          <w:sz w:val="18"/>
+          <w:highlight w:val="lightGray"/>
+        </w:rPr>
+        <w:t>1</w:t>
+      </w:r>
+      <w:r>
+        <w:rPr>
+          <w:rFonts w:ascii="Arial" w:hAnsi="Arial"/>
+          <w:color w:val="000000"/>
+          <w:sz w:val="18"/>
+          <w:highlight w:val="lightGray"/>
+        </w:rPr>
+        <w:t>/</w:t>
+      </w:r>
+      <w:r>
+        <w:rPr>
+          <w:rFonts w:ascii="Arial" w:hAnsi="Arial"/>
+          <w:color w:val="000000"/>
+          <w:sz w:val="18"/>
+          <w:highlight w:val="lightGray"/>
+        </w:rPr>
+        <w:t>23</w:t>
       </w:r>
       <w:r>
         <w:rPr>
@@ -1865,11 +2167,19 @@
           <w:rFonts w:ascii="Roboto Mono" w:hAnsi="Roboto Mono"/>
         </w:rPr>
       </w:pPr>
-      <w:r>
-        <w:rPr>
-          <w:rFonts w:ascii="Roboto Mono" w:hAnsi="Roboto Mono"/>
-        </w:rPr>
-        <w:t xml:space="preserve">MySQLi </w:t>
+      <w:proofErr w:type="spellStart"/>
+      <w:r>
+        <w:rPr>
+          <w:rFonts w:ascii="Roboto Mono" w:hAnsi="Roboto Mono"/>
+        </w:rPr>
+        <w:t>MySQLi</w:t>
+      </w:r>
+      <w:proofErr w:type="spellEnd"/>
+      <w:r>
+        <w:rPr>
+          <w:rFonts w:ascii="Roboto Mono" w:hAnsi="Roboto Mono"/>
+        </w:rPr>
+        <w:t xml:space="preserve"> </w:t>
       </w:r>
     </w:p>
     <w:p>
@@ -1956,14 +2266,56 @@
         <w:rPr>
           <w:rFonts w:ascii="Roboto Mono" w:hAnsi="Roboto Mono"/>
         </w:rPr>
-        <w:t>$pdo = new PDO(</w:t>
+        <w:t>$</w:t>
+      </w:r>
+      <w:proofErr w:type="spellStart"/>
+      <w:r>
+        <w:rPr>
+          <w:rFonts w:ascii="Roboto Mono" w:hAnsi="Roboto Mono"/>
+        </w:rPr>
+        <w:t>pdo</w:t>
+      </w:r>
+      <w:proofErr w:type="spellEnd"/>
+      <w:r>
+        <w:rPr>
+          <w:rFonts w:ascii="Roboto Mono" w:hAnsi="Roboto Mono"/>
+        </w:rPr>
+        <w:t xml:space="preserve"> = new PDO(</w:t>
       </w:r>
       <w:r>
         <w:rPr>
           <w:rFonts w:ascii="Roboto Mono" w:hAnsi="Roboto Mono"/>
         </w:rPr>
         <w:br/>
-        <w:t xml:space="preserve">    "mysql:host=localhost;dbname=test",</w:t>
+        <w:t xml:space="preserve">    "</w:t>
+      </w:r>
+      <w:proofErr w:type="spellStart"/>
+      <w:r>
+        <w:rPr>
+          <w:rFonts w:ascii="Roboto Mono" w:hAnsi="Roboto Mono"/>
+        </w:rPr>
+        <w:t>mysql:host</w:t>
+      </w:r>
+      <w:proofErr w:type="spellEnd"/>
+      <w:r>
+        <w:rPr>
+          <w:rFonts w:ascii="Roboto Mono" w:hAnsi="Roboto Mono"/>
+        </w:rPr>
+        <w:t>=</w:t>
+      </w:r>
+      <w:proofErr w:type="spellStart"/>
+      <w:r>
+        <w:rPr>
+          <w:rFonts w:ascii="Roboto Mono" w:hAnsi="Roboto Mono"/>
+        </w:rPr>
+        <w:t>localhost;dbname</w:t>
+      </w:r>
+      <w:proofErr w:type="spellEnd"/>
+      <w:r>
+        <w:rPr>
+          <w:rFonts w:ascii="Roboto Mono" w:hAnsi="Roboto Mono"/>
+        </w:rPr>
+        <w:t>=test",</w:t>
       </w:r>
       <w:r>
         <w:rPr>
@@ -1998,7 +2350,7 @@
           <w:rFonts w:ascii="Roboto Mono" w:hAnsi="Roboto Mono"/>
         </w:rPr>
         <w:pict w14:anchorId="702EE4B5">
-          <v:rect id="_x0000_i1195" style="width:0;height:1.5pt" o:hralign="center" o:hrstd="t" o:hr="t" fillcolor="#a0a0a0" stroked="f"/>
+          <v:rect id="_x0000_i1032" style="width:0;height:1.5pt" o:hralign="center" o:hrstd="t" o:hr="t" fillcolor="#a0a0a0" stroked="f"/>
         </w:pict>
       </w:r>
     </w:p>
@@ -2037,7 +2389,27 @@
           <w:sz w:val="18"/>
           <w:highlight w:val="lightGray"/>
         </w:rPr>
-        <w:t xml:space="preserve">: Persons Table -&gt; ID Column: 1, Name_En Column: Motasem Essam] -&gt; </w:t>
+        <w:t xml:space="preserve">: Persons Table -&gt; ID Column: 1, </w:t>
+      </w:r>
+      <w:proofErr w:type="spellStart"/>
+      <w:r>
+        <w:rPr>
+          <w:rFonts w:ascii="Arial" w:hAnsi="Arial"/>
+          <w:color w:val="000000"/>
+          <w:sz w:val="18"/>
+          <w:highlight w:val="lightGray"/>
+        </w:rPr>
+        <w:t>Name_En</w:t>
+      </w:r>
+      <w:proofErr w:type="spellEnd"/>
+      <w:r>
+        <w:rPr>
+          <w:rFonts w:ascii="Arial" w:hAnsi="Arial"/>
+          <w:color w:val="000000"/>
+          <w:sz w:val="18"/>
+          <w:highlight w:val="lightGray"/>
+        </w:rPr>
+        <w:t xml:space="preserve"> Column: Motasem Essam] -&gt; </w:t>
       </w:r>
       <w:r>
         <w:rPr>
@@ -2093,16 +2465,34 @@
           <w:sz w:val="18"/>
           <w:highlight w:val="lightGray"/>
         </w:rPr>
-        <w:t xml:space="preserve"> [6/</w:t>
-      </w:r>
-      <w:r>
-        <w:rPr>
-          <w:rFonts w:ascii="Arial" w:hAnsi="Arial"/>
-          <w:color w:val="000000"/>
-          <w:sz w:val="18"/>
-          <w:highlight w:val="lightGray"/>
-        </w:rPr>
-        <w:t>7</w:t>
+        <w:t xml:space="preserve"> [</w:t>
+      </w:r>
+      <w:r>
+        <w:rPr>
+          <w:rFonts w:ascii="Arial" w:hAnsi="Arial"/>
+          <w:color w:val="000000"/>
+          <w:sz w:val="18"/>
+          <w:highlight w:val="lightGray"/>
+        </w:rPr>
+        <w:t>1</w:t>
+      </w:r>
+      <w:r>
+        <w:rPr>
+          <w:rFonts w:ascii="Arial" w:hAnsi="Arial"/>
+          <w:color w:val="000000"/>
+          <w:sz w:val="18"/>
+          <w:highlight w:val="lightGray"/>
+        </w:rPr>
+        <w:t>/</w:t>
+      </w:r>
+      <w:r>
+        <w:rPr>
+          <w:rFonts w:ascii="Arial" w:hAnsi="Arial"/>
+          <w:color w:val="000000"/>
+          <w:sz w:val="18"/>
+          <w:highlight w:val="lightGray"/>
+        </w:rPr>
+        <w:t>23</w:t>
       </w:r>
       <w:r>
         <w:rPr>
@@ -2150,11 +2540,19 @@
           <w:rFonts w:ascii="Roboto Mono" w:hAnsi="Roboto Mono"/>
         </w:rPr>
       </w:pPr>
-      <w:r>
-        <w:rPr>
-          <w:rFonts w:ascii="Roboto Mono" w:hAnsi="Roboto Mono"/>
-        </w:rPr>
-        <w:t xml:space="preserve">cURL </w:t>
+      <w:proofErr w:type="spellStart"/>
+      <w:r>
+        <w:rPr>
+          <w:rFonts w:ascii="Roboto Mono" w:hAnsi="Roboto Mono"/>
+        </w:rPr>
+        <w:t>cURL</w:t>
+      </w:r>
+      <w:proofErr w:type="spellEnd"/>
+      <w:r>
+        <w:rPr>
+          <w:rFonts w:ascii="Roboto Mono" w:hAnsi="Roboto Mono"/>
+        </w:rPr>
+        <w:t xml:space="preserve"> </w:t>
       </w:r>
     </w:p>
     <w:p>
@@ -2257,7 +2655,35 @@
         <w:rPr>
           <w:rFonts w:ascii="Roboto Mono" w:hAnsi="Roboto Mono"/>
         </w:rPr>
-        <w:t>$ch = curl_init(</w:t>
+        <w:t>$</w:t>
+      </w:r>
+      <w:proofErr w:type="spellStart"/>
+      <w:r>
+        <w:rPr>
+          <w:rFonts w:ascii="Roboto Mono" w:hAnsi="Roboto Mono"/>
+        </w:rPr>
+        <w:t>ch</w:t>
+      </w:r>
+      <w:proofErr w:type="spellEnd"/>
+      <w:r>
+        <w:rPr>
+          <w:rFonts w:ascii="Roboto Mono" w:hAnsi="Roboto Mono"/>
+        </w:rPr>
+        <w:t xml:space="preserve"> = </w:t>
+      </w:r>
+      <w:proofErr w:type="spellStart"/>
+      <w:r>
+        <w:rPr>
+          <w:rFonts w:ascii="Roboto Mono" w:hAnsi="Roboto Mono"/>
+        </w:rPr>
+        <w:t>curl_init</w:t>
+      </w:r>
+      <w:proofErr w:type="spellEnd"/>
+      <w:r>
+        <w:rPr>
+          <w:rFonts w:ascii="Roboto Mono" w:hAnsi="Roboto Mono"/>
+        </w:rPr>
+        <w:t>(</w:t>
       </w:r>
       <w:r>
         <w:rPr>
@@ -2285,7 +2711,7 @@
           <w:rFonts w:ascii="Roboto Mono" w:hAnsi="Roboto Mono"/>
         </w:rPr>
         <w:pict w14:anchorId="5208E844">
-          <v:rect id="_x0000_i1196" style="width:0;height:1.5pt" o:hralign="center" o:hrstd="t" o:hr="t" fillcolor="#a0a0a0" stroked="f"/>
+          <v:rect id="_x0000_i1033" style="width:0;height:1.5pt" o:hralign="center" o:hrstd="t" o:hr="t" fillcolor="#a0a0a0" stroked="f"/>
         </w:pict>
       </w:r>
     </w:p>
@@ -2325,7 +2751,27 @@
           <w:sz w:val="18"/>
           <w:highlight w:val="lightGray"/>
         </w:rPr>
-        <w:t xml:space="preserve">: Persons Table -&gt; ID Column: 1, Name_En Column: Motasem Essam] -&gt; </w:t>
+        <w:t xml:space="preserve">: Persons Table -&gt; ID Column: 1, </w:t>
+      </w:r>
+      <w:proofErr w:type="spellStart"/>
+      <w:r>
+        <w:rPr>
+          <w:rFonts w:ascii="Arial" w:hAnsi="Arial"/>
+          <w:color w:val="000000"/>
+          <w:sz w:val="18"/>
+          <w:highlight w:val="lightGray"/>
+        </w:rPr>
+        <w:t>Name_En</w:t>
+      </w:r>
+      <w:proofErr w:type="spellEnd"/>
+      <w:r>
+        <w:rPr>
+          <w:rFonts w:ascii="Arial" w:hAnsi="Arial"/>
+          <w:color w:val="000000"/>
+          <w:sz w:val="18"/>
+          <w:highlight w:val="lightGray"/>
+        </w:rPr>
+        <w:t xml:space="preserve"> Column: Motasem Essam] -&gt; </w:t>
       </w:r>
       <w:r>
         <w:rPr>
@@ -2381,16 +2827,34 @@
           <w:sz w:val="18"/>
           <w:highlight w:val="lightGray"/>
         </w:rPr>
-        <w:t xml:space="preserve"> [6/</w:t>
-      </w:r>
-      <w:r>
-        <w:rPr>
-          <w:rFonts w:ascii="Arial" w:hAnsi="Arial"/>
-          <w:color w:val="000000"/>
-          <w:sz w:val="18"/>
-          <w:highlight w:val="lightGray"/>
-        </w:rPr>
-        <w:t>7</w:t>
+        <w:t xml:space="preserve"> [</w:t>
+      </w:r>
+      <w:r>
+        <w:rPr>
+          <w:rFonts w:ascii="Arial" w:hAnsi="Arial"/>
+          <w:color w:val="000000"/>
+          <w:sz w:val="18"/>
+          <w:highlight w:val="lightGray"/>
+        </w:rPr>
+        <w:t>1</w:t>
+      </w:r>
+      <w:r>
+        <w:rPr>
+          <w:rFonts w:ascii="Arial" w:hAnsi="Arial"/>
+          <w:color w:val="000000"/>
+          <w:sz w:val="18"/>
+          <w:highlight w:val="lightGray"/>
+        </w:rPr>
+        <w:t>/</w:t>
+      </w:r>
+      <w:r>
+        <w:rPr>
+          <w:rFonts w:ascii="Arial" w:hAnsi="Arial"/>
+          <w:color w:val="000000"/>
+          <w:sz w:val="18"/>
+          <w:highlight w:val="lightGray"/>
+        </w:rPr>
+        <w:t>23</w:t>
       </w:r>
       <w:r>
         <w:rPr>
@@ -2494,18 +2958,53 @@
           <w:rFonts w:ascii="Roboto Mono" w:hAnsi="Roboto Mono"/>
         </w:rPr>
       </w:pPr>
-      <w:r>
-        <w:rPr>
-          <w:rFonts w:ascii="Roboto Mono" w:hAnsi="Roboto Mono"/>
-        </w:rPr>
-        <w:t>json_encode($data);</w:t>
+      <w:proofErr w:type="spellStart"/>
+      <w:r>
+        <w:rPr>
+          <w:rFonts w:ascii="Roboto Mono" w:hAnsi="Roboto Mono"/>
+        </w:rPr>
+        <w:t>json_encode</w:t>
+      </w:r>
+      <w:proofErr w:type="spellEnd"/>
+      <w:r>
+        <w:rPr>
+          <w:rFonts w:ascii="Roboto Mono" w:hAnsi="Roboto Mono"/>
+        </w:rPr>
+        <w:t>($data);</w:t>
       </w:r>
       <w:r>
         <w:rPr>
           <w:rFonts w:ascii="Roboto Mono" w:hAnsi="Roboto Mono"/>
         </w:rPr>
         <w:br/>
-        <w:t>json_decode($json);</w:t>
+      </w:r>
+      <w:proofErr w:type="spellStart"/>
+      <w:r>
+        <w:rPr>
+          <w:rFonts w:ascii="Roboto Mono" w:hAnsi="Roboto Mono"/>
+        </w:rPr>
+        <w:t>json_decode</w:t>
+      </w:r>
+      <w:proofErr w:type="spellEnd"/>
+      <w:r>
+        <w:rPr>
+          <w:rFonts w:ascii="Roboto Mono" w:hAnsi="Roboto Mono"/>
+        </w:rPr>
+        <w:t>($</w:t>
+      </w:r>
+      <w:proofErr w:type="spellStart"/>
+      <w:r>
+        <w:rPr>
+          <w:rFonts w:ascii="Roboto Mono" w:hAnsi="Roboto Mono"/>
+        </w:rPr>
+        <w:t>json</w:t>
+      </w:r>
+      <w:proofErr w:type="spellEnd"/>
+      <w:r>
+        <w:rPr>
+          <w:rFonts w:ascii="Roboto Mono" w:hAnsi="Roboto Mono"/>
+        </w:rPr>
+        <w:t>);</w:t>
       </w:r>
     </w:p>
     <w:p>
@@ -2519,7 +3018,7 @@
           <w:rFonts w:ascii="Roboto Mono" w:hAnsi="Roboto Mono"/>
         </w:rPr>
         <w:pict w14:anchorId="3AC363ED">
-          <v:rect id="_x0000_i1197" style="width:0;height:1.5pt" o:hralign="center" o:hrstd="t" o:hr="t" fillcolor="#a0a0a0" stroked="f"/>
+          <v:rect id="_x0000_i1034" style="width:0;height:1.5pt" o:hralign="center" o:hrstd="t" o:hr="t" fillcolor="#a0a0a0" stroked="f"/>
         </w:pict>
       </w:r>
     </w:p>
@@ -2558,7 +3057,27 @@
           <w:sz w:val="18"/>
           <w:highlight w:val="lightGray"/>
         </w:rPr>
-        <w:t xml:space="preserve">: Persons Table -&gt; ID Column: 1, Name_En Column: Motasem Essam] -&gt; </w:t>
+        <w:t xml:space="preserve">: Persons Table -&gt; ID Column: 1, </w:t>
+      </w:r>
+      <w:proofErr w:type="spellStart"/>
+      <w:r>
+        <w:rPr>
+          <w:rFonts w:ascii="Arial" w:hAnsi="Arial"/>
+          <w:color w:val="000000"/>
+          <w:sz w:val="18"/>
+          <w:highlight w:val="lightGray"/>
+        </w:rPr>
+        <w:t>Name_En</w:t>
+      </w:r>
+      <w:proofErr w:type="spellEnd"/>
+      <w:r>
+        <w:rPr>
+          <w:rFonts w:ascii="Arial" w:hAnsi="Arial"/>
+          <w:color w:val="000000"/>
+          <w:sz w:val="18"/>
+          <w:highlight w:val="lightGray"/>
+        </w:rPr>
+        <w:t xml:space="preserve"> Column: Motasem Essam] -&gt; </w:t>
       </w:r>
       <w:r>
         <w:rPr>
@@ -2614,16 +3133,34 @@
           <w:sz w:val="18"/>
           <w:highlight w:val="lightGray"/>
         </w:rPr>
-        <w:t xml:space="preserve"> [6/</w:t>
-      </w:r>
-      <w:r>
-        <w:rPr>
-          <w:rFonts w:ascii="Arial" w:hAnsi="Arial"/>
-          <w:color w:val="000000"/>
-          <w:sz w:val="18"/>
-          <w:highlight w:val="lightGray"/>
-        </w:rPr>
-        <w:t>7</w:t>
+        <w:t xml:space="preserve"> [</w:t>
+      </w:r>
+      <w:r>
+        <w:rPr>
+          <w:rFonts w:ascii="Arial" w:hAnsi="Arial"/>
+          <w:color w:val="000000"/>
+          <w:sz w:val="18"/>
+          <w:highlight w:val="lightGray"/>
+        </w:rPr>
+        <w:t>1</w:t>
+      </w:r>
+      <w:r>
+        <w:rPr>
+          <w:rFonts w:ascii="Arial" w:hAnsi="Arial"/>
+          <w:color w:val="000000"/>
+          <w:sz w:val="18"/>
+          <w:highlight w:val="lightGray"/>
+        </w:rPr>
+        <w:t>/</w:t>
+      </w:r>
+      <w:r>
+        <w:rPr>
+          <w:rFonts w:ascii="Arial" w:hAnsi="Arial"/>
+          <w:color w:val="000000"/>
+          <w:sz w:val="18"/>
+          <w:highlight w:val="lightGray"/>
+        </w:rPr>
+        <w:t>23</w:t>
       </w:r>
       <w:r>
         <w:rPr>
@@ -2706,7 +3243,7 @@
           <w:rFonts w:ascii="Roboto Mono" w:hAnsi="Roboto Mono"/>
         </w:rPr>
         <w:pict w14:anchorId="74DD5229">
-          <v:rect id="_x0000_i1198" style="width:0;height:1.5pt" o:hralign="center" o:hrstd="t" o:hr="t" fillcolor="#a0a0a0" stroked="f"/>
+          <v:rect id="_x0000_i1035" style="width:0;height:1.5pt" o:hralign="center" o:hrstd="t" o:hr="t" fillcolor="#a0a0a0" stroked="f"/>
         </w:pict>
       </w:r>
     </w:p>
@@ -2745,7 +3282,27 @@
           <w:sz w:val="18"/>
           <w:highlight w:val="lightGray"/>
         </w:rPr>
-        <w:t xml:space="preserve">: Persons Table -&gt; ID Column: 1, Name_En Column: Motasem Essam] -&gt; </w:t>
+        <w:t xml:space="preserve">: Persons Table -&gt; ID Column: 1, </w:t>
+      </w:r>
+      <w:proofErr w:type="spellStart"/>
+      <w:r>
+        <w:rPr>
+          <w:rFonts w:ascii="Arial" w:hAnsi="Arial"/>
+          <w:color w:val="000000"/>
+          <w:sz w:val="18"/>
+          <w:highlight w:val="lightGray"/>
+        </w:rPr>
+        <w:t>Name_En</w:t>
+      </w:r>
+      <w:proofErr w:type="spellEnd"/>
+      <w:r>
+        <w:rPr>
+          <w:rFonts w:ascii="Arial" w:hAnsi="Arial"/>
+          <w:color w:val="000000"/>
+          <w:sz w:val="18"/>
+          <w:highlight w:val="lightGray"/>
+        </w:rPr>
+        <w:t xml:space="preserve"> Column: Motasem Essam] -&gt; </w:t>
       </w:r>
       <w:r>
         <w:rPr>
@@ -2801,16 +3358,34 @@
           <w:sz w:val="18"/>
           <w:highlight w:val="lightGray"/>
         </w:rPr>
-        <w:t xml:space="preserve"> [6/</w:t>
-      </w:r>
-      <w:r>
-        <w:rPr>
-          <w:rFonts w:ascii="Arial" w:hAnsi="Arial"/>
-          <w:color w:val="000000"/>
-          <w:sz w:val="18"/>
-          <w:highlight w:val="lightGray"/>
-        </w:rPr>
-        <w:t>7</w:t>
+        <w:t xml:space="preserve"> [</w:t>
+      </w:r>
+      <w:r>
+        <w:rPr>
+          <w:rFonts w:ascii="Arial" w:hAnsi="Arial"/>
+          <w:color w:val="000000"/>
+          <w:sz w:val="18"/>
+          <w:highlight w:val="lightGray"/>
+        </w:rPr>
+        <w:t>1</w:t>
+      </w:r>
+      <w:r>
+        <w:rPr>
+          <w:rFonts w:ascii="Arial" w:hAnsi="Arial"/>
+          <w:color w:val="000000"/>
+          <w:sz w:val="18"/>
+          <w:highlight w:val="lightGray"/>
+        </w:rPr>
+        <w:t>/</w:t>
+      </w:r>
+      <w:r>
+        <w:rPr>
+          <w:rFonts w:ascii="Arial" w:hAnsi="Arial"/>
+          <w:color w:val="000000"/>
+          <w:sz w:val="18"/>
+          <w:highlight w:val="lightGray"/>
+        </w:rPr>
+        <w:t>23</w:t>
       </w:r>
       <w:r>
         <w:rPr>
@@ -2880,7 +3455,7 @@
           <w:rFonts w:ascii="Roboto Mono" w:hAnsi="Roboto Mono"/>
         </w:rPr>
         <w:pict w14:anchorId="69A5F1A4">
-          <v:rect id="_x0000_i1199" style="width:0;height:1.5pt" o:hralign="center" o:hrstd="t" o:hr="t" fillcolor="#a0a0a0" stroked="f"/>
+          <v:rect id="_x0000_i1036" style="width:0;height:1.5pt" o:hralign="center" o:hrstd="t" o:hr="t" fillcolor="#a0a0a0" stroked="f"/>
         </w:pict>
       </w:r>
     </w:p>
@@ -2920,7 +3495,27 @@
           <w:sz w:val="18"/>
           <w:highlight w:val="lightGray"/>
         </w:rPr>
-        <w:t xml:space="preserve">: Persons Table -&gt; ID Column: 1, Name_En Column: Motasem Essam] -&gt; </w:t>
+        <w:t xml:space="preserve">: Persons Table -&gt; ID Column: 1, </w:t>
+      </w:r>
+      <w:proofErr w:type="spellStart"/>
+      <w:r>
+        <w:rPr>
+          <w:rFonts w:ascii="Arial" w:hAnsi="Arial"/>
+          <w:color w:val="000000"/>
+          <w:sz w:val="18"/>
+          <w:highlight w:val="lightGray"/>
+        </w:rPr>
+        <w:t>Name_En</w:t>
+      </w:r>
+      <w:proofErr w:type="spellEnd"/>
+      <w:r>
+        <w:rPr>
+          <w:rFonts w:ascii="Arial" w:hAnsi="Arial"/>
+          <w:color w:val="000000"/>
+          <w:sz w:val="18"/>
+          <w:highlight w:val="lightGray"/>
+        </w:rPr>
+        <w:t xml:space="preserve"> Column: Motasem Essam] -&gt; </w:t>
       </w:r>
       <w:r>
         <w:rPr>
@@ -2976,16 +3571,34 @@
           <w:sz w:val="18"/>
           <w:highlight w:val="lightGray"/>
         </w:rPr>
-        <w:t xml:space="preserve"> [6/</w:t>
-      </w:r>
-      <w:r>
-        <w:rPr>
-          <w:rFonts w:ascii="Arial" w:hAnsi="Arial"/>
-          <w:color w:val="000000"/>
-          <w:sz w:val="18"/>
-          <w:highlight w:val="lightGray"/>
-        </w:rPr>
-        <w:t>7</w:t>
+        <w:t xml:space="preserve"> [</w:t>
+      </w:r>
+      <w:r>
+        <w:rPr>
+          <w:rFonts w:ascii="Arial" w:hAnsi="Arial"/>
+          <w:color w:val="000000"/>
+          <w:sz w:val="18"/>
+          <w:highlight w:val="lightGray"/>
+        </w:rPr>
+        <w:t>1</w:t>
+      </w:r>
+      <w:r>
+        <w:rPr>
+          <w:rFonts w:ascii="Arial" w:hAnsi="Arial"/>
+          <w:color w:val="000000"/>
+          <w:sz w:val="18"/>
+          <w:highlight w:val="lightGray"/>
+        </w:rPr>
+        <w:t>/</w:t>
+      </w:r>
+      <w:r>
+        <w:rPr>
+          <w:rFonts w:ascii="Arial" w:hAnsi="Arial"/>
+          <w:color w:val="000000"/>
+          <w:sz w:val="18"/>
+          <w:highlight w:val="lightGray"/>
+        </w:rPr>
+        <w:t>23</w:t>
       </w:r>
       <w:r>
         <w:rPr>
@@ -3020,11 +3633,19 @@
           <w:rFonts w:ascii="Roboto Mono" w:hAnsi="Roboto Mono"/>
         </w:rPr>
       </w:pPr>
-      <w:r>
-        <w:rPr>
-          <w:rFonts w:ascii="Roboto Mono" w:hAnsi="Roboto Mono"/>
-        </w:rPr>
-        <w:t xml:space="preserve">PyTest </w:t>
+      <w:proofErr w:type="spellStart"/>
+      <w:r>
+        <w:rPr>
+          <w:rFonts w:ascii="Roboto Mono" w:hAnsi="Roboto Mono"/>
+        </w:rPr>
+        <w:t>PyTest</w:t>
+      </w:r>
+      <w:proofErr w:type="spellEnd"/>
+      <w:r>
+        <w:rPr>
+          <w:rFonts w:ascii="Roboto Mono" w:hAnsi="Roboto Mono"/>
+        </w:rPr>
+        <w:t xml:space="preserve"> </w:t>
       </w:r>
     </w:p>
     <w:p>
@@ -3055,7 +3676,7 @@
           <w:rFonts w:ascii="Roboto Mono" w:hAnsi="Roboto Mono"/>
         </w:rPr>
         <w:pict w14:anchorId="1E341F6F">
-          <v:rect id="_x0000_i1200" style="width:0;height:1.5pt" o:hralign="center" o:hrstd="t" o:hr="t" fillcolor="#a0a0a0" stroked="f"/>
+          <v:rect id="_x0000_i1037" style="width:0;height:1.5pt" o:hralign="center" o:hrstd="t" o:hr="t" fillcolor="#a0a0a0" stroked="f"/>
         </w:pict>
       </w:r>
     </w:p>
@@ -3091,7 +3712,27 @@
           <w:sz w:val="18"/>
           <w:highlight w:val="lightGray"/>
         </w:rPr>
-        <w:t xml:space="preserve">: Persons Table -&gt; ID Column: 1, Name_En Column: Motasem Essam] -&gt; </w:t>
+        <w:t xml:space="preserve">: Persons Table -&gt; ID Column: 1, </w:t>
+      </w:r>
+      <w:proofErr w:type="spellStart"/>
+      <w:r>
+        <w:rPr>
+          <w:rFonts w:ascii="Arial" w:hAnsi="Arial"/>
+          <w:color w:val="000000"/>
+          <w:sz w:val="18"/>
+          <w:highlight w:val="lightGray"/>
+        </w:rPr>
+        <w:t>Name_En</w:t>
+      </w:r>
+      <w:proofErr w:type="spellEnd"/>
+      <w:r>
+        <w:rPr>
+          <w:rFonts w:ascii="Arial" w:hAnsi="Arial"/>
+          <w:color w:val="000000"/>
+          <w:sz w:val="18"/>
+          <w:highlight w:val="lightGray"/>
+        </w:rPr>
+        <w:t xml:space="preserve"> Column: Motasem Essam] -&gt; </w:t>
       </w:r>
       <w:r>
         <w:rPr>
@@ -3147,16 +3788,34 @@
           <w:sz w:val="18"/>
           <w:highlight w:val="lightGray"/>
         </w:rPr>
-        <w:t xml:space="preserve"> [6/</w:t>
-      </w:r>
-      <w:r>
-        <w:rPr>
-          <w:rFonts w:ascii="Arial" w:hAnsi="Arial"/>
-          <w:color w:val="000000"/>
-          <w:sz w:val="18"/>
-          <w:highlight w:val="lightGray"/>
-        </w:rPr>
-        <w:t>7</w:t>
+        <w:t xml:space="preserve"> [</w:t>
+      </w:r>
+      <w:r>
+        <w:rPr>
+          <w:rFonts w:ascii="Arial" w:hAnsi="Arial"/>
+          <w:color w:val="000000"/>
+          <w:sz w:val="18"/>
+          <w:highlight w:val="lightGray"/>
+        </w:rPr>
+        <w:t>1</w:t>
+      </w:r>
+      <w:r>
+        <w:rPr>
+          <w:rFonts w:ascii="Arial" w:hAnsi="Arial"/>
+          <w:color w:val="000000"/>
+          <w:sz w:val="18"/>
+          <w:highlight w:val="lightGray"/>
+        </w:rPr>
+        <w:t>/</w:t>
+      </w:r>
+      <w:r>
+        <w:rPr>
+          <w:rFonts w:ascii="Arial" w:hAnsi="Arial"/>
+          <w:color w:val="000000"/>
+          <w:sz w:val="18"/>
+          <w:highlight w:val="lightGray"/>
+        </w:rPr>
+        <w:t>23</w:t>
       </w:r>
       <w:r>
         <w:rPr>
@@ -3368,7 +4027,7 @@
           <w:rFonts w:ascii="Roboto Mono" w:hAnsi="Roboto Mono"/>
         </w:rPr>
         <w:pict w14:anchorId="50A6ACA8">
-          <v:rect id="_x0000_i1201" style="width:0;height:1.5pt" o:hralign="center" o:hrstd="t" o:hr="t" fillcolor="#a0a0a0" stroked="f"/>
+          <v:rect id="_x0000_i1038" style="width:0;height:1.5pt" o:hralign="center" o:hrstd="t" o:hr="t" fillcolor="#a0a0a0" stroked="f"/>
         </w:pict>
       </w:r>
     </w:p>
@@ -3485,7 +4144,21 @@
         <w:rPr>
           <w:rFonts w:ascii="Roboto Mono" w:hAnsi="Roboto Mono"/>
         </w:rPr>
-        <w:t>With cURL:</w:t>
+        <w:t xml:space="preserve">With </w:t>
+      </w:r>
+      <w:proofErr w:type="spellStart"/>
+      <w:r>
+        <w:rPr>
+          <w:rFonts w:ascii="Roboto Mono" w:hAnsi="Roboto Mono"/>
+        </w:rPr>
+        <w:t>cURL</w:t>
+      </w:r>
+      <w:proofErr w:type="spellEnd"/>
+      <w:r>
+        <w:rPr>
+          <w:rFonts w:ascii="Roboto Mono" w:hAnsi="Roboto Mono"/>
+        </w:rPr>
+        <w:t>:</w:t>
       </w:r>
     </w:p>
     <w:p>
@@ -3555,11 +4228,33 @@
           <w:rFonts w:ascii="Roboto Mono" w:hAnsi="Roboto Mono"/>
         </w:rPr>
       </w:pPr>
-      <w:r>
-        <w:rPr>
-          <w:rFonts w:ascii="Roboto Mono" w:hAnsi="Roboto Mono"/>
-        </w:rPr>
-        <w:t>curl_exec($ch);</w:t>
+      <w:proofErr w:type="spellStart"/>
+      <w:r>
+        <w:rPr>
+          <w:rFonts w:ascii="Roboto Mono" w:hAnsi="Roboto Mono"/>
+        </w:rPr>
+        <w:t>curl_exec</w:t>
+      </w:r>
+      <w:proofErr w:type="spellEnd"/>
+      <w:r>
+        <w:rPr>
+          <w:rFonts w:ascii="Roboto Mono" w:hAnsi="Roboto Mono"/>
+        </w:rPr>
+        <w:t>($</w:t>
+      </w:r>
+      <w:proofErr w:type="spellStart"/>
+      <w:r>
+        <w:rPr>
+          <w:rFonts w:ascii="Roboto Mono" w:hAnsi="Roboto Mono"/>
+        </w:rPr>
+        <w:t>ch</w:t>
+      </w:r>
+      <w:proofErr w:type="spellEnd"/>
+      <w:r>
+        <w:rPr>
+          <w:rFonts w:ascii="Roboto Mono" w:hAnsi="Roboto Mono"/>
+        </w:rPr>
+        <w:t>);</w:t>
       </w:r>
     </w:p>
     <w:p>
@@ -3573,7 +4268,7 @@
           <w:rFonts w:ascii="Roboto Mono" w:hAnsi="Roboto Mono"/>
         </w:rPr>
         <w:pict w14:anchorId="253A7FE0">
-          <v:rect id="_x0000_i1202" style="width:0;height:1.5pt" o:hralign="center" o:hrstd="t" o:hr="t" fillcolor="#a0a0a0" stroked="f"/>
+          <v:rect id="_x0000_i1039" style="width:0;height:1.5pt" o:hralign="center" o:hrstd="t" o:hr="t" fillcolor="#a0a0a0" stroked="f"/>
         </w:pict>
       </w:r>
     </w:p>
@@ -3666,7 +4361,21 @@
         <w:rPr>
           <w:rFonts w:ascii="Roboto Mono" w:hAnsi="Roboto Mono"/>
         </w:rPr>
-        <w:t>$date = new DateTime();</w:t>
+        <w:t xml:space="preserve">$date = new </w:t>
+      </w:r>
+      <w:proofErr w:type="spellStart"/>
+      <w:r>
+        <w:rPr>
+          <w:rFonts w:ascii="Roboto Mono" w:hAnsi="Roboto Mono"/>
+        </w:rPr>
+        <w:t>DateTime</w:t>
+      </w:r>
+      <w:proofErr w:type="spellEnd"/>
+      <w:r>
+        <w:rPr>
+          <w:rFonts w:ascii="Roboto Mono" w:hAnsi="Roboto Mono"/>
+        </w:rPr>
+        <w:t>();</w:t>
       </w:r>
     </w:p>
     <w:p>
@@ -3693,7 +4402,7 @@
           <w:rFonts w:ascii="Roboto Mono" w:hAnsi="Roboto Mono"/>
         </w:rPr>
         <w:pict w14:anchorId="50487BDB">
-          <v:rect id="_x0000_i1203" style="width:0;height:1.5pt" o:hralign="center" o:hrstd="t" o:hr="t" fillcolor="#a0a0a0" stroked="f"/>
+          <v:rect id="_x0000_i1040" style="width:0;height:1.5pt" o:hralign="center" o:hrstd="t" o:hr="t" fillcolor="#a0a0a0" stroked="f"/>
         </w:pict>
       </w:r>
     </w:p>
@@ -3736,7 +4445,27 @@
           <w:sz w:val="18"/>
           <w:highlight w:val="lightGray"/>
         </w:rPr>
-        <w:t xml:space="preserve">: Persons Table -&gt; ID Column: 1, Name_En Column: Motasem Essam] -&gt; </w:t>
+        <w:t xml:space="preserve">: Persons Table -&gt; ID Column: 1, </w:t>
+      </w:r>
+      <w:proofErr w:type="spellStart"/>
+      <w:r>
+        <w:rPr>
+          <w:rFonts w:ascii="Arial" w:hAnsi="Arial"/>
+          <w:color w:val="000000"/>
+          <w:sz w:val="18"/>
+          <w:highlight w:val="lightGray"/>
+        </w:rPr>
+        <w:t>Name_En</w:t>
+      </w:r>
+      <w:proofErr w:type="spellEnd"/>
+      <w:r>
+        <w:rPr>
+          <w:rFonts w:ascii="Arial" w:hAnsi="Arial"/>
+          <w:color w:val="000000"/>
+          <w:sz w:val="18"/>
+          <w:highlight w:val="lightGray"/>
+        </w:rPr>
+        <w:t xml:space="preserve"> Column: Motasem Essam] -&gt; </w:t>
       </w:r>
       <w:r>
         <w:rPr>
@@ -3792,16 +4521,34 @@
           <w:sz w:val="18"/>
           <w:highlight w:val="lightGray"/>
         </w:rPr>
-        <w:t xml:space="preserve"> [6/</w:t>
-      </w:r>
-      <w:r>
-        <w:rPr>
-          <w:rFonts w:ascii="Arial" w:hAnsi="Arial"/>
-          <w:color w:val="000000"/>
-          <w:sz w:val="18"/>
-          <w:highlight w:val="lightGray"/>
-        </w:rPr>
-        <w:t>7</w:t>
+        <w:t xml:space="preserve"> [</w:t>
+      </w:r>
+      <w:r>
+        <w:rPr>
+          <w:rFonts w:ascii="Arial" w:hAnsi="Arial"/>
+          <w:color w:val="000000"/>
+          <w:sz w:val="18"/>
+          <w:highlight w:val="lightGray"/>
+        </w:rPr>
+        <w:t>1</w:t>
+      </w:r>
+      <w:r>
+        <w:rPr>
+          <w:rFonts w:ascii="Arial" w:hAnsi="Arial"/>
+          <w:color w:val="000000"/>
+          <w:sz w:val="18"/>
+          <w:highlight w:val="lightGray"/>
+        </w:rPr>
+        <w:t>/</w:t>
+      </w:r>
+      <w:r>
+        <w:rPr>
+          <w:rFonts w:ascii="Arial" w:hAnsi="Arial"/>
+          <w:color w:val="000000"/>
+          <w:sz w:val="18"/>
+          <w:highlight w:val="lightGray"/>
+        </w:rPr>
+        <w:t>23</w:t>
       </w:r>
       <w:r>
         <w:rPr>
@@ -4236,7 +4983,7 @@
         </w:rPr>
         <w:lastRenderedPageBreak/>
         <w:pict w14:anchorId="07C46557">
-          <v:rect id="_x0000_i1204" style="width:0;height:1.5pt" o:hralign="center" o:hrstd="t" o:hr="t" fillcolor="#a0a0a0" stroked="f"/>
+          <v:rect id="_x0000_i1041" style="width:0;height:1.5pt" o:hralign="center" o:hrstd="t" o:hr="t" fillcolor="#a0a0a0" stroked="f"/>
         </w:pict>
       </w:r>
     </w:p>
@@ -4431,11 +5178,19 @@
           <w:rFonts w:ascii="Roboto Mono" w:hAnsi="Roboto Mono"/>
         </w:rPr>
       </w:pPr>
-      <w:r>
-        <w:rPr>
-          <w:rFonts w:ascii="Roboto Mono" w:hAnsi="Roboto Mono"/>
-        </w:rPr>
-        <w:t>json_encode($data);</w:t>
+      <w:proofErr w:type="spellStart"/>
+      <w:r>
+        <w:rPr>
+          <w:rFonts w:ascii="Roboto Mono" w:hAnsi="Roboto Mono"/>
+        </w:rPr>
+        <w:t>json_encode</w:t>
+      </w:r>
+      <w:proofErr w:type="spellEnd"/>
+      <w:r>
+        <w:rPr>
+          <w:rFonts w:ascii="Roboto Mono" w:hAnsi="Roboto Mono"/>
+        </w:rPr>
+        <w:t>($data);</w:t>
       </w:r>
     </w:p>
     <w:p>
@@ -4449,7 +5204,7 @@
           <w:rFonts w:ascii="Roboto Mono" w:hAnsi="Roboto Mono"/>
         </w:rPr>
         <w:pict w14:anchorId="147079D9">
-          <v:rect id="_x0000_i1205" style="width:0;height:1.5pt" o:hralign="center" o:hrstd="t" o:hr="t" fillcolor="#a0a0a0" stroked="f"/>
+          <v:rect id="_x0000_i1042" style="width:0;height:1.5pt" o:hralign="center" o:hrstd="t" o:hr="t" fillcolor="#a0a0a0" stroked="f"/>
         </w:pict>
       </w:r>
     </w:p>
@@ -4708,7 +5463,7 @@
           <w:rFonts w:ascii="Roboto Mono" w:hAnsi="Roboto Mono"/>
         </w:rPr>
         <w:pict w14:anchorId="39FF38FF">
-          <v:rect id="_x0000_i1206" style="width:0;height:1.5pt" o:hralign="center" o:hrstd="t" o:hr="t" fillcolor="#a0a0a0" stroked="f"/>
+          <v:rect id="_x0000_i1043" style="width:0;height:1.5pt" o:hralign="center" o:hrstd="t" o:hr="t" fillcolor="#a0a0a0" stroked="f"/>
         </w:pict>
       </w:r>
     </w:p>
@@ -4751,7 +5506,27 @@
           <w:sz w:val="18"/>
           <w:highlight w:val="lightGray"/>
         </w:rPr>
-        <w:t xml:space="preserve">: Persons Table -&gt; ID Column: 1, Name_En Column: Motasem Essam] -&gt; </w:t>
+        <w:t xml:space="preserve">: Persons Table -&gt; ID Column: 1, </w:t>
+      </w:r>
+      <w:proofErr w:type="spellStart"/>
+      <w:r>
+        <w:rPr>
+          <w:rFonts w:ascii="Arial" w:hAnsi="Arial"/>
+          <w:color w:val="000000"/>
+          <w:sz w:val="18"/>
+          <w:highlight w:val="lightGray"/>
+        </w:rPr>
+        <w:t>Name_En</w:t>
+      </w:r>
+      <w:proofErr w:type="spellEnd"/>
+      <w:r>
+        <w:rPr>
+          <w:rFonts w:ascii="Arial" w:hAnsi="Arial"/>
+          <w:color w:val="000000"/>
+          <w:sz w:val="18"/>
+          <w:highlight w:val="lightGray"/>
+        </w:rPr>
+        <w:t xml:space="preserve"> Column: Motasem Essam] -&gt; </w:t>
       </w:r>
       <w:r>
         <w:rPr>
@@ -4807,16 +5582,34 @@
           <w:sz w:val="18"/>
           <w:highlight w:val="lightGray"/>
         </w:rPr>
-        <w:t xml:space="preserve"> [6/</w:t>
-      </w:r>
-      <w:r>
-        <w:rPr>
-          <w:rFonts w:ascii="Arial" w:hAnsi="Arial"/>
-          <w:color w:val="000000"/>
-          <w:sz w:val="18"/>
-          <w:highlight w:val="lightGray"/>
-        </w:rPr>
-        <w:t>7</w:t>
+        <w:t xml:space="preserve"> [</w:t>
+      </w:r>
+      <w:r>
+        <w:rPr>
+          <w:rFonts w:ascii="Arial" w:hAnsi="Arial"/>
+          <w:color w:val="000000"/>
+          <w:sz w:val="18"/>
+          <w:highlight w:val="lightGray"/>
+        </w:rPr>
+        <w:t>1</w:t>
+      </w:r>
+      <w:r>
+        <w:rPr>
+          <w:rFonts w:ascii="Arial" w:hAnsi="Arial"/>
+          <w:color w:val="000000"/>
+          <w:sz w:val="18"/>
+          <w:highlight w:val="lightGray"/>
+        </w:rPr>
+        <w:t>/</w:t>
+      </w:r>
+      <w:r>
+        <w:rPr>
+          <w:rFonts w:ascii="Arial" w:hAnsi="Arial"/>
+          <w:color w:val="000000"/>
+          <w:sz w:val="18"/>
+          <w:highlight w:val="lightGray"/>
+        </w:rPr>
+        <w:t>23</w:t>
       </w:r>
       <w:r>
         <w:rPr>
@@ -5100,7 +5893,7 @@
           <w:rFonts w:ascii="Roboto Mono" w:hAnsi="Roboto Mono"/>
         </w:rPr>
         <w:pict w14:anchorId="0F3A6D33">
-          <v:rect id="_x0000_i1207" style="width:0;height:1.5pt" o:hralign="center" o:hrstd="t" o:hr="t" fillcolor="#a0a0a0" stroked="f"/>
+          <v:rect id="_x0000_i1044" style="width:0;height:1.5pt" o:hralign="center" o:hrstd="t" o:hr="t" fillcolor="#a0a0a0" stroked="f"/>
         </w:pict>
       </w:r>
     </w:p>
@@ -5261,7 +6054,7 @@
         </w:rPr>
         <w:lastRenderedPageBreak/>
         <w:pict w14:anchorId="4F7BF9D8">
-          <v:rect id="_x0000_i1208" style="width:0;height:1.5pt" o:hralign="center" o:hrstd="t" o:hr="t" fillcolor="#a0a0a0" stroked="f"/>
+          <v:rect id="_x0000_i1045" style="width:0;height:1.5pt" o:hralign="center" o:hrstd="t" o:hr="t" fillcolor="#a0a0a0" stroked="f"/>
         </w:pict>
       </w:r>
     </w:p>
@@ -5297,7 +6090,27 @@
           <w:sz w:val="18"/>
           <w:highlight w:val="lightGray"/>
         </w:rPr>
-        <w:t xml:space="preserve">: Persons Table -&gt; ID Column: 1, Name_En Column: Motasem Essam] -&gt; </w:t>
+        <w:t xml:space="preserve">: Persons Table -&gt; ID Column: 1, </w:t>
+      </w:r>
+      <w:proofErr w:type="spellStart"/>
+      <w:r>
+        <w:rPr>
+          <w:rFonts w:ascii="Arial" w:hAnsi="Arial"/>
+          <w:color w:val="000000"/>
+          <w:sz w:val="18"/>
+          <w:highlight w:val="lightGray"/>
+        </w:rPr>
+        <w:t>Name_En</w:t>
+      </w:r>
+      <w:proofErr w:type="spellEnd"/>
+      <w:r>
+        <w:rPr>
+          <w:rFonts w:ascii="Arial" w:hAnsi="Arial"/>
+          <w:color w:val="000000"/>
+          <w:sz w:val="18"/>
+          <w:highlight w:val="lightGray"/>
+        </w:rPr>
+        <w:t xml:space="preserve"> Column: Motasem Essam] -&gt; </w:t>
       </w:r>
       <w:r>
         <w:rPr>
@@ -5353,16 +6166,34 @@
           <w:sz w:val="18"/>
           <w:highlight w:val="lightGray"/>
         </w:rPr>
-        <w:t xml:space="preserve"> [6/</w:t>
-      </w:r>
-      <w:r>
-        <w:rPr>
-          <w:rFonts w:ascii="Arial" w:hAnsi="Arial"/>
-          <w:color w:val="000000"/>
-          <w:sz w:val="18"/>
-          <w:highlight w:val="lightGray"/>
-        </w:rPr>
-        <w:t>7</w:t>
+        <w:t xml:space="preserve"> [</w:t>
+      </w:r>
+      <w:r>
+        <w:rPr>
+          <w:rFonts w:ascii="Arial" w:hAnsi="Arial"/>
+          <w:color w:val="000000"/>
+          <w:sz w:val="18"/>
+          <w:highlight w:val="lightGray"/>
+        </w:rPr>
+        <w:t>1</w:t>
+      </w:r>
+      <w:r>
+        <w:rPr>
+          <w:rFonts w:ascii="Arial" w:hAnsi="Arial"/>
+          <w:color w:val="000000"/>
+          <w:sz w:val="18"/>
+          <w:highlight w:val="lightGray"/>
+        </w:rPr>
+        <w:t>/</w:t>
+      </w:r>
+      <w:r>
+        <w:rPr>
+          <w:rFonts w:ascii="Arial" w:hAnsi="Arial"/>
+          <w:color w:val="000000"/>
+          <w:sz w:val="18"/>
+          <w:highlight w:val="lightGray"/>
+        </w:rPr>
+        <w:t>23</w:t>
       </w:r>
       <w:r>
         <w:rPr>
@@ -5401,11 +6232,19 @@
           <w:rFonts w:ascii="Roboto Mono" w:hAnsi="Roboto Mono"/>
         </w:rPr>
       </w:pPr>
-      <w:r>
-        <w:rPr>
-          <w:rFonts w:ascii="Roboto Mono" w:hAnsi="Roboto Mono"/>
-        </w:rPr>
-        <w:t xml:space="preserve">cURL </w:t>
+      <w:proofErr w:type="spellStart"/>
+      <w:r>
+        <w:rPr>
+          <w:rFonts w:ascii="Roboto Mono" w:hAnsi="Roboto Mono"/>
+        </w:rPr>
+        <w:t>cURL</w:t>
+      </w:r>
+      <w:proofErr w:type="spellEnd"/>
+      <w:r>
+        <w:rPr>
+          <w:rFonts w:ascii="Roboto Mono" w:hAnsi="Roboto Mono"/>
+        </w:rPr>
+        <w:t xml:space="preserve"> </w:t>
       </w:r>
     </w:p>
     <w:p>
@@ -5503,11 +6342,19 @@
           <w:rFonts w:ascii="Roboto Mono" w:hAnsi="Roboto Mono"/>
         </w:rPr>
       </w:pPr>
-      <w:r>
-        <w:rPr>
-          <w:rFonts w:ascii="Roboto Mono" w:hAnsi="Roboto Mono"/>
-        </w:rPr>
-        <w:t xml:space="preserve">Lodash </w:t>
+      <w:proofErr w:type="spellStart"/>
+      <w:r>
+        <w:rPr>
+          <w:rFonts w:ascii="Roboto Mono" w:hAnsi="Roboto Mono"/>
+        </w:rPr>
+        <w:t>Lodash</w:t>
+      </w:r>
+      <w:proofErr w:type="spellEnd"/>
+      <w:r>
+        <w:rPr>
+          <w:rFonts w:ascii="Roboto Mono" w:hAnsi="Roboto Mono"/>
+        </w:rPr>
+        <w:t xml:space="preserve"> </w:t>
       </w:r>
     </w:p>
     <w:p>
@@ -5589,7 +6436,7 @@
           <w:rFonts w:ascii="Roboto Mono" w:hAnsi="Roboto Mono"/>
         </w:rPr>
         <w:pict w14:anchorId="622CB5C6">
-          <v:rect id="_x0000_i1209" style="width:0;height:1.5pt" o:hralign="center" o:hrstd="t" o:hr="t" fillcolor="#a0a0a0" stroked="f"/>
+          <v:rect id="_x0000_i1046" style="width:0;height:1.5pt" o:hralign="center" o:hrstd="t" o:hr="t" fillcolor="#a0a0a0" stroked="f"/>
         </w:pict>
       </w:r>
     </w:p>
@@ -5625,7 +6472,27 @@
           <w:sz w:val="18"/>
           <w:highlight w:val="lightGray"/>
         </w:rPr>
-        <w:t xml:space="preserve">: Persons Table -&gt; ID Column: 1, Name_En Column: Motasem Essam] -&gt; </w:t>
+        <w:t xml:space="preserve">: Persons Table -&gt; ID Column: 1, </w:t>
+      </w:r>
+      <w:proofErr w:type="spellStart"/>
+      <w:r>
+        <w:rPr>
+          <w:rFonts w:ascii="Arial" w:hAnsi="Arial"/>
+          <w:color w:val="000000"/>
+          <w:sz w:val="18"/>
+          <w:highlight w:val="lightGray"/>
+        </w:rPr>
+        <w:t>Name_En</w:t>
+      </w:r>
+      <w:proofErr w:type="spellEnd"/>
+      <w:r>
+        <w:rPr>
+          <w:rFonts w:ascii="Arial" w:hAnsi="Arial"/>
+          <w:color w:val="000000"/>
+          <w:sz w:val="18"/>
+          <w:highlight w:val="lightGray"/>
+        </w:rPr>
+        <w:t xml:space="preserve"> Column: Motasem Essam] -&gt; </w:t>
       </w:r>
       <w:r>
         <w:rPr>
@@ -5681,16 +6548,34 @@
           <w:sz w:val="18"/>
           <w:highlight w:val="lightGray"/>
         </w:rPr>
-        <w:t xml:space="preserve"> [6/</w:t>
-      </w:r>
-      <w:r>
-        <w:rPr>
-          <w:rFonts w:ascii="Arial" w:hAnsi="Arial"/>
-          <w:color w:val="000000"/>
-          <w:sz w:val="18"/>
-          <w:highlight w:val="lightGray"/>
-        </w:rPr>
-        <w:t>7</w:t>
+        <w:t xml:space="preserve"> [</w:t>
+      </w:r>
+      <w:r>
+        <w:rPr>
+          <w:rFonts w:ascii="Arial" w:hAnsi="Arial"/>
+          <w:color w:val="000000"/>
+          <w:sz w:val="18"/>
+          <w:highlight w:val="lightGray"/>
+        </w:rPr>
+        <w:t>1</w:t>
+      </w:r>
+      <w:r>
+        <w:rPr>
+          <w:rFonts w:ascii="Arial" w:hAnsi="Arial"/>
+          <w:color w:val="000000"/>
+          <w:sz w:val="18"/>
+          <w:highlight w:val="lightGray"/>
+        </w:rPr>
+        <w:t>/</w:t>
+      </w:r>
+      <w:r>
+        <w:rPr>
+          <w:rFonts w:ascii="Arial" w:hAnsi="Arial"/>
+          <w:color w:val="000000"/>
+          <w:sz w:val="18"/>
+          <w:highlight w:val="lightGray"/>
+        </w:rPr>
+        <w:t>23</w:t>
       </w:r>
       <w:r>
         <w:rPr>
@@ -5798,7 +6683,7 @@
           <w:rFonts w:ascii="Roboto Mono" w:hAnsi="Roboto Mono"/>
         </w:rPr>
         <w:pict w14:anchorId="684652C1">
-          <v:rect id="_x0000_i1210" style="width:0;height:1.5pt" o:hralign="center" o:hrstd="t" o:hr="t" fillcolor="#a0a0a0" stroked="f"/>
+          <v:rect id="_x0000_i1047" style="width:0;height:1.5pt" o:hralign="center" o:hrstd="t" o:hr="t" fillcolor="#a0a0a0" stroked="f"/>
         </w:pict>
       </w:r>
     </w:p>
@@ -5835,7 +6720,27 @@
           <w:sz w:val="18"/>
           <w:highlight w:val="lightGray"/>
         </w:rPr>
-        <w:t xml:space="preserve">: Persons Table -&gt; ID Column: 1, Name_En Column: Motasem Essam] -&gt; </w:t>
+        <w:t xml:space="preserve">: Persons Table -&gt; ID Column: 1, </w:t>
+      </w:r>
+      <w:proofErr w:type="spellStart"/>
+      <w:r>
+        <w:rPr>
+          <w:rFonts w:ascii="Arial" w:hAnsi="Arial"/>
+          <w:color w:val="000000"/>
+          <w:sz w:val="18"/>
+          <w:highlight w:val="lightGray"/>
+        </w:rPr>
+        <w:t>Name_En</w:t>
+      </w:r>
+      <w:proofErr w:type="spellEnd"/>
+      <w:r>
+        <w:rPr>
+          <w:rFonts w:ascii="Arial" w:hAnsi="Arial"/>
+          <w:color w:val="000000"/>
+          <w:sz w:val="18"/>
+          <w:highlight w:val="lightGray"/>
+        </w:rPr>
+        <w:t xml:space="preserve"> Column: Motasem Essam] -&gt; </w:t>
       </w:r>
       <w:r>
         <w:rPr>
@@ -5891,16 +6796,34 @@
           <w:sz w:val="18"/>
           <w:highlight w:val="lightGray"/>
         </w:rPr>
-        <w:t xml:space="preserve"> [6/</w:t>
-      </w:r>
-      <w:r>
-        <w:rPr>
-          <w:rFonts w:ascii="Arial" w:hAnsi="Arial"/>
-          <w:color w:val="000000"/>
-          <w:sz w:val="18"/>
-          <w:highlight w:val="lightGray"/>
-        </w:rPr>
-        <w:t>7</w:t>
+        <w:t xml:space="preserve"> [</w:t>
+      </w:r>
+      <w:r>
+        <w:rPr>
+          <w:rFonts w:ascii="Arial" w:hAnsi="Arial"/>
+          <w:color w:val="000000"/>
+          <w:sz w:val="18"/>
+          <w:highlight w:val="lightGray"/>
+        </w:rPr>
+        <w:t>1</w:t>
+      </w:r>
+      <w:r>
+        <w:rPr>
+          <w:rFonts w:ascii="Arial" w:hAnsi="Arial"/>
+          <w:color w:val="000000"/>
+          <w:sz w:val="18"/>
+          <w:highlight w:val="lightGray"/>
+        </w:rPr>
+        <w:t>/</w:t>
+      </w:r>
+      <w:r>
+        <w:rPr>
+          <w:rFonts w:ascii="Arial" w:hAnsi="Arial"/>
+          <w:color w:val="000000"/>
+          <w:sz w:val="18"/>
+          <w:highlight w:val="lightGray"/>
+        </w:rPr>
+        <w:t>23</w:t>
       </w:r>
       <w:r>
         <w:rPr>
@@ -5991,7 +6914,7 @@
           <w:rFonts w:ascii="Roboto Mono" w:hAnsi="Roboto Mono"/>
         </w:rPr>
         <w:pict w14:anchorId="6CE1B08B">
-          <v:rect id="_x0000_i1211" style="width:0;height:1.5pt" o:hralign="center" o:hrstd="t" o:hr="t" fillcolor="#a0a0a0" stroked="f"/>
+          <v:rect id="_x0000_i1048" style="width:0;height:1.5pt" o:hralign="center" o:hrstd="t" o:hr="t" fillcolor="#a0a0a0" stroked="f"/>
         </w:pict>
       </w:r>
     </w:p>
@@ -6027,7 +6950,27 @@
           <w:sz w:val="18"/>
           <w:highlight w:val="lightGray"/>
         </w:rPr>
-        <w:t xml:space="preserve">: Persons Table -&gt; ID Column: 1, Name_En Column: Motasem Essam] -&gt; </w:t>
+        <w:t xml:space="preserve">: Persons Table -&gt; ID Column: 1, </w:t>
+      </w:r>
+      <w:proofErr w:type="spellStart"/>
+      <w:r>
+        <w:rPr>
+          <w:rFonts w:ascii="Arial" w:hAnsi="Arial"/>
+          <w:color w:val="000000"/>
+          <w:sz w:val="18"/>
+          <w:highlight w:val="lightGray"/>
+        </w:rPr>
+        <w:t>Name_En</w:t>
+      </w:r>
+      <w:proofErr w:type="spellEnd"/>
+      <w:r>
+        <w:rPr>
+          <w:rFonts w:ascii="Arial" w:hAnsi="Arial"/>
+          <w:color w:val="000000"/>
+          <w:sz w:val="18"/>
+          <w:highlight w:val="lightGray"/>
+        </w:rPr>
+        <w:t xml:space="preserve"> Column: Motasem Essam] -&gt; </w:t>
       </w:r>
       <w:r>
         <w:rPr>
@@ -6083,16 +7026,34 @@
           <w:sz w:val="18"/>
           <w:highlight w:val="lightGray"/>
         </w:rPr>
-        <w:t xml:space="preserve"> [6/</w:t>
-      </w:r>
-      <w:r>
-        <w:rPr>
-          <w:rFonts w:ascii="Arial" w:hAnsi="Arial"/>
-          <w:color w:val="000000"/>
-          <w:sz w:val="18"/>
-          <w:highlight w:val="lightGray"/>
-        </w:rPr>
-        <w:t>7</w:t>
+        <w:t xml:space="preserve"> [</w:t>
+      </w:r>
+      <w:r>
+        <w:rPr>
+          <w:rFonts w:ascii="Arial" w:hAnsi="Arial"/>
+          <w:color w:val="000000"/>
+          <w:sz w:val="18"/>
+          <w:highlight w:val="lightGray"/>
+        </w:rPr>
+        <w:t>1</w:t>
+      </w:r>
+      <w:r>
+        <w:rPr>
+          <w:rFonts w:ascii="Arial" w:hAnsi="Arial"/>
+          <w:color w:val="000000"/>
+          <w:sz w:val="18"/>
+          <w:highlight w:val="lightGray"/>
+        </w:rPr>
+        <w:t>/</w:t>
+      </w:r>
+      <w:r>
+        <w:rPr>
+          <w:rFonts w:ascii="Arial" w:hAnsi="Arial"/>
+          <w:color w:val="000000"/>
+          <w:sz w:val="18"/>
+          <w:highlight w:val="lightGray"/>
+        </w:rPr>
+        <w:t>23</w:t>
       </w:r>
       <w:r>
         <w:rPr>
@@ -6325,7 +7286,7 @@
           <w:rFonts w:ascii="Roboto Mono" w:hAnsi="Roboto Mono"/>
         </w:rPr>
         <w:pict w14:anchorId="66E7A5F7">
-          <v:rect id="_x0000_i1213" style="width:0;height:1.5pt" o:hralign="center" o:hrstd="t" o:hr="t" fillcolor="#a0a0a0" stroked="f"/>
+          <v:rect id="_x0000_i1049" style="width:0;height:1.5pt" o:hralign="center" o:hrstd="t" o:hr="t" fillcolor="#a0a0a0" stroked="f"/>
         </w:pict>
       </w:r>
     </w:p>
@@ -6361,7 +7322,27 @@
           <w:sz w:val="18"/>
           <w:highlight w:val="lightGray"/>
         </w:rPr>
-        <w:t xml:space="preserve">: Persons Table -&gt; ID Column: 1, Name_En Column: Motasem Essam] -&gt; </w:t>
+        <w:t xml:space="preserve">: Persons Table -&gt; ID Column: 1, </w:t>
+      </w:r>
+      <w:proofErr w:type="spellStart"/>
+      <w:r>
+        <w:rPr>
+          <w:rFonts w:ascii="Arial" w:hAnsi="Arial"/>
+          <w:color w:val="000000"/>
+          <w:sz w:val="18"/>
+          <w:highlight w:val="lightGray"/>
+        </w:rPr>
+        <w:t>Name_En</w:t>
+      </w:r>
+      <w:proofErr w:type="spellEnd"/>
+      <w:r>
+        <w:rPr>
+          <w:rFonts w:ascii="Arial" w:hAnsi="Arial"/>
+          <w:color w:val="000000"/>
+          <w:sz w:val="18"/>
+          <w:highlight w:val="lightGray"/>
+        </w:rPr>
+        <w:t xml:space="preserve"> Column: Motasem Essam] -&gt; </w:t>
       </w:r>
       <w:r>
         <w:rPr>
@@ -6417,16 +7398,34 @@
           <w:sz w:val="18"/>
           <w:highlight w:val="lightGray"/>
         </w:rPr>
-        <w:t xml:space="preserve"> [6/</w:t>
-      </w:r>
-      <w:r>
-        <w:rPr>
-          <w:rFonts w:ascii="Arial" w:hAnsi="Arial"/>
-          <w:color w:val="000000"/>
-          <w:sz w:val="18"/>
-          <w:highlight w:val="lightGray"/>
-        </w:rPr>
-        <w:t>7</w:t>
+        <w:t xml:space="preserve"> [</w:t>
+      </w:r>
+      <w:r>
+        <w:rPr>
+          <w:rFonts w:ascii="Arial" w:hAnsi="Arial"/>
+          <w:color w:val="000000"/>
+          <w:sz w:val="18"/>
+          <w:highlight w:val="lightGray"/>
+        </w:rPr>
+        <w:t>1</w:t>
+      </w:r>
+      <w:r>
+        <w:rPr>
+          <w:rFonts w:ascii="Arial" w:hAnsi="Arial"/>
+          <w:color w:val="000000"/>
+          <w:sz w:val="18"/>
+          <w:highlight w:val="lightGray"/>
+        </w:rPr>
+        <w:t>/</w:t>
+      </w:r>
+      <w:r>
+        <w:rPr>
+          <w:rFonts w:ascii="Arial" w:hAnsi="Arial"/>
+          <w:color w:val="000000"/>
+          <w:sz w:val="18"/>
+          <w:highlight w:val="lightGray"/>
+        </w:rPr>
+        <w:t>23</w:t>
       </w:r>
       <w:r>
         <w:rPr>
@@ -8615,6 +9614,7 @@
   <w:style w:type="character" w:default="1" w:styleId="DefaultParagraphFont">
     <w:name w:val="Default Paragraph Font"/>
     <w:uiPriority w:val="1"/>
+    <w:semiHidden/>
     <w:unhideWhenUsed/>
   </w:style>
   <w:style w:type="table" w:default="1" w:styleId="TableNormal">
